--- a/fase 2/EVIDENCIAS PROYECTO/Evidencias de documentación/02 Documento de Épicas e Historias de Usuario.docx
+++ b/fase 2/EVIDENCIAS PROYECTO/Evidencias de documentación/02 Documento de Épicas e Historias de Usuario.docx
@@ -638,7 +638,7 @@
           <w:r>
             <w:fldChar w:fldCharType="separate"/>
           </w:r>
-          <w:hyperlink w:anchor="_Toc242871324" w:history="1">
+          <w:hyperlink w:anchor="_Toc242875547" w:history="1">
             <w:r>
               <w:rPr>
                 <w:rStyle w:val="Hipervnculo"/>
@@ -666,7 +666,7 @@
                 <w:noProof/>
                 <w:webHidden/>
               </w:rPr>
-              <w:instrText xml:space="preserve"> PAGEREF _Toc242871324 \h </w:instrText>
+              <w:instrText xml:space="preserve"> PAGEREF _Toc242875547 \h </w:instrText>
             </w:r>
             <w:r>
               <w:rPr>
@@ -713,7 +713,7 @@
               <w14:ligatures w14:val="standardContextual"/>
             </w:rPr>
           </w:pPr>
-          <w:hyperlink w:anchor="_Toc242871325" w:history="1">
+          <w:hyperlink w:anchor="_Toc242875548" w:history="1">
             <w:r>
               <w:rPr>
                 <w:rStyle w:val="Hipervnculo"/>
@@ -741,7 +741,7 @@
                 <w:noProof/>
                 <w:webHidden/>
               </w:rPr>
-              <w:instrText xml:space="preserve"> PAGEREF _Toc242871325 \h </w:instrText>
+              <w:instrText xml:space="preserve"> PAGEREF _Toc242875548 \h </w:instrText>
             </w:r>
             <w:r>
               <w:rPr>
@@ -788,7 +788,7 @@
               <w14:ligatures w14:val="standardContextual"/>
             </w:rPr>
           </w:pPr>
-          <w:hyperlink w:anchor="_Toc242871326" w:history="1">
+          <w:hyperlink w:anchor="_Toc242875549" w:history="1">
             <w:r>
               <w:rPr>
                 <w:rStyle w:val="Hipervnculo"/>
@@ -816,7 +816,7 @@
                 <w:noProof/>
                 <w:webHidden/>
               </w:rPr>
-              <w:instrText xml:space="preserve"> PAGEREF _Toc242871326 \h </w:instrText>
+              <w:instrText xml:space="preserve"> PAGEREF _Toc242875549 \h </w:instrText>
             </w:r>
             <w:r>
               <w:rPr>
@@ -863,7 +863,7 @@
               <w14:ligatures w14:val="standardContextual"/>
             </w:rPr>
           </w:pPr>
-          <w:hyperlink w:anchor="_Toc242871327" w:history="1">
+          <w:hyperlink w:anchor="_Toc242875550" w:history="1">
             <w:r>
               <w:rPr>
                 <w:rStyle w:val="Hipervnculo"/>
@@ -891,7 +891,7 @@
                 <w:noProof/>
                 <w:webHidden/>
               </w:rPr>
-              <w:instrText xml:space="preserve"> PAGEREF _Toc242871327 \h </w:instrText>
+              <w:instrText xml:space="preserve"> PAGEREF _Toc242875550 \h </w:instrText>
             </w:r>
             <w:r>
               <w:rPr>
@@ -959,7 +959,7 @@
           <w:rFonts w:eastAsia="Times New Roman"/>
         </w:rPr>
       </w:pPr>
-      <w:bookmarkStart w:id="1" w:name="_Toc242871324"/>
+      <w:bookmarkStart w:id="1" w:name="_Toc242875547"/>
       <w:r>
         <w:rPr>
           <w:rFonts w:eastAsia="Times New Roman"/>
@@ -1840,9 +1840,9 @@
         <w:tblLook w:val="04A0" w:firstRow="1" w:lastRow="0" w:firstColumn="1" w:lastColumn="0" w:noHBand="0" w:noVBand="1"/>
       </w:tblPr>
       <w:tblGrid>
-        <w:gridCol w:w="2101"/>
-        <w:gridCol w:w="3439"/>
-        <w:gridCol w:w="3180"/>
+        <w:gridCol w:w="2093"/>
+        <w:gridCol w:w="3417"/>
+        <w:gridCol w:w="3210"/>
       </w:tblGrid>
       <w:tr>
         <w:trPr>
@@ -2003,7 +2003,7 @@
                 <w:color w:val="000000"/>
                 <w:sz w:val="20"/>
               </w:rPr>
-              <w:t>[correo por confirmar]</w:t>
+              <w:t>Jor.ceballos@duocuc.cl</w:t>
             </w:r>
           </w:p>
         </w:tc>
@@ -2083,7 +2083,7 @@
                 <w:color w:val="000000"/>
                 <w:sz w:val="20"/>
               </w:rPr>
-              <w:t>[correo por confirmar]</w:t>
+              <w:t>Ju.marinan@duocuc.cl</w:t>
             </w:r>
           </w:p>
         </w:tc>
@@ -2163,7 +2163,7 @@
                 <w:color w:val="000000"/>
                 <w:sz w:val="20"/>
               </w:rPr>
-              <w:t>[correo por confirmar]</w:t>
+              <w:t>Ala.bravo@duocuc.cl</w:t>
             </w:r>
           </w:p>
         </w:tc>
@@ -2321,7 +2321,7 @@
           <w:rFonts w:eastAsia="Times New Roman"/>
         </w:rPr>
       </w:pPr>
-      <w:bookmarkStart w:id="4" w:name="_Toc242871325"/>
+      <w:bookmarkStart w:id="4" w:name="_Toc242875548"/>
       <w:r>
         <w:rPr>
           <w:rFonts w:eastAsia="Times New Roman"/>
@@ -2700,7 +2700,7 @@
           <w:rFonts w:eastAsia="Times New Roman"/>
         </w:rPr>
       </w:pPr>
-      <w:bookmarkStart w:id="5" w:name="_Toc242871326"/>
+      <w:bookmarkStart w:id="5" w:name="_Toc242875549"/>
       <w:r>
         <w:rPr>
           <w:rFonts w:eastAsia="Times New Roman"/>
@@ -3335,7 +3335,7 @@
           <w:rFonts w:eastAsia="Times New Roman"/>
         </w:rPr>
       </w:pPr>
-      <w:bookmarkStart w:id="6" w:name="_Toc242871327"/>
+      <w:bookmarkStart w:id="6" w:name="_Toc242875550"/>
       <w:r>
         <w:rPr>
           <w:rFonts w:eastAsia="Times New Roman"/>
@@ -3381,7 +3381,7 @@
           <w:noProof/>
         </w:rPr>
         <w:drawing>
-          <wp:inline distT="0" distB="0" distL="0" distR="0" wp14:anchorId="647D6CD5" wp14:editId="3AC5123A">
+          <wp:inline distT="0" distB="0" distL="0" distR="0" wp14:anchorId="1A4374D6" wp14:editId="28E5E373">
             <wp:extent cx="8640000" cy="538208"/>
             <wp:effectExtent l="0" t="0" r="0" b="0"/>
             <wp:docPr id="1" name="Picture 1"/>
@@ -3444,7 +3444,7 @@
         </w:rPr>
         <w:lastRenderedPageBreak/>
         <w:drawing>
-          <wp:inline distT="0" distB="0" distL="0" distR="0" wp14:anchorId="355915A9" wp14:editId="35A0BF06">
+          <wp:inline distT="0" distB="0" distL="0" distR="0" wp14:anchorId="165384FA" wp14:editId="1D212844">
             <wp:extent cx="8640000" cy="4143251"/>
             <wp:effectExtent l="0" t="0" r="0" b="0"/>
             <wp:docPr id="2" name="Picture 2"/>
@@ -3506,10 +3506,10 @@
           <w:noProof/>
         </w:rPr>
         <w:drawing>
-          <wp:inline distT="0" distB="0" distL="0" distR="0" wp14:anchorId="72CD1FB8" wp14:editId="4246CE2E">
+          <wp:inline distT="0" distB="0" distL="0" distR="0" wp14:anchorId="1C126A15" wp14:editId="097C7602">
             <wp:extent cx="8640000" cy="1085971"/>
             <wp:effectExtent l="0" t="0" r="0" b="0"/>
-            <wp:docPr id="1050049312" name="Picture 3"/>
+            <wp:docPr id="945286651" name="Picture 3"/>
             <wp:cNvGraphicFramePr>
               <a:graphicFrameLocks xmlns:a="http://schemas.openxmlformats.org/drawingml/2006/main" noChangeAspect="1"/>
             </wp:cNvGraphicFramePr>
@@ -3569,7 +3569,7 @@
         </w:rPr>
         <w:lastRenderedPageBreak/>
         <w:drawing>
-          <wp:inline distT="0" distB="0" distL="0" distR="0" wp14:anchorId="316089C3" wp14:editId="5F91C984">
+          <wp:inline distT="0" distB="0" distL="0" distR="0" wp14:anchorId="06C7DE0E" wp14:editId="3C9E82D2">
             <wp:extent cx="8640000" cy="2977663"/>
             <wp:effectExtent l="0" t="0" r="0" b="0"/>
             <wp:docPr id="4" name="Picture 4"/>
@@ -3632,7 +3632,7 @@
         </w:rPr>
         <w:lastRenderedPageBreak/>
         <w:drawing>
-          <wp:inline distT="0" distB="0" distL="0" distR="0" wp14:anchorId="76ECB853" wp14:editId="72682D27">
+          <wp:inline distT="0" distB="0" distL="0" distR="0" wp14:anchorId="280D93EC" wp14:editId="2BF09236">
             <wp:extent cx="8640000" cy="3780199"/>
             <wp:effectExtent l="0" t="0" r="0" b="0"/>
             <wp:docPr id="5" name="Picture 5"/>
@@ -3694,7 +3694,7 @@
           <w:noProof/>
         </w:rPr>
         <w:drawing>
-          <wp:inline distT="0" distB="0" distL="0" distR="0" wp14:anchorId="21992BAE" wp14:editId="0C2D6517">
+          <wp:inline distT="0" distB="0" distL="0" distR="0" wp14:anchorId="4725F46A" wp14:editId="161E5556">
             <wp:extent cx="8640000" cy="1206988"/>
             <wp:effectExtent l="0" t="0" r="0" b="0"/>
             <wp:docPr id="6" name="Picture 6"/>
@@ -3757,7 +3757,7 @@
         </w:rPr>
         <w:lastRenderedPageBreak/>
         <w:drawing>
-          <wp:inline distT="0" distB="0" distL="0" distR="0" wp14:anchorId="448BE3A5" wp14:editId="45A904F0">
+          <wp:inline distT="0" distB="0" distL="0" distR="0" wp14:anchorId="24BC7B04" wp14:editId="6DC819D3">
             <wp:extent cx="8640000" cy="3780199"/>
             <wp:effectExtent l="0" t="0" r="0" b="0"/>
             <wp:docPr id="7" name="Picture 7"/>
@@ -3819,7 +3819,7 @@
           <w:noProof/>
         </w:rPr>
         <w:drawing>
-          <wp:inline distT="0" distB="0" distL="0" distR="0" wp14:anchorId="002F366B" wp14:editId="2E47686F">
+          <wp:inline distT="0" distB="0" distL="0" distR="0" wp14:anchorId="30939788" wp14:editId="29291B31">
             <wp:extent cx="8640000" cy="964954"/>
             <wp:effectExtent l="0" t="0" r="0" b="0"/>
             <wp:docPr id="8" name="Picture 8"/>
@@ -3882,7 +3882,7 @@
         </w:rPr>
         <w:lastRenderedPageBreak/>
         <w:drawing>
-          <wp:inline distT="0" distB="0" distL="0" distR="0" wp14:anchorId="047E41B2" wp14:editId="7AAB0395">
+          <wp:inline distT="0" distB="0" distL="0" distR="0" wp14:anchorId="2904F806" wp14:editId="3EABD41F">
             <wp:extent cx="8640000" cy="3538164"/>
             <wp:effectExtent l="0" t="0" r="0" b="0"/>
             <wp:docPr id="9" name="Picture 9"/>
@@ -3945,7 +3945,7 @@
         </w:rPr>
         <w:lastRenderedPageBreak/>
         <w:drawing>
-          <wp:inline distT="0" distB="0" distL="0" distR="0" wp14:anchorId="0DB554A2" wp14:editId="007C74BE">
+          <wp:inline distT="0" distB="0" distL="0" distR="0" wp14:anchorId="60F59036" wp14:editId="47AA577C">
             <wp:extent cx="8640000" cy="3417147"/>
             <wp:effectExtent l="0" t="0" r="0" b="0"/>
             <wp:docPr id="10" name="Picture 10"/>
@@ -4008,7 +4008,7 @@
         </w:rPr>
         <w:lastRenderedPageBreak/>
         <w:drawing>
-          <wp:inline distT="0" distB="0" distL="0" distR="0" wp14:anchorId="41973EBE" wp14:editId="624ECED2">
+          <wp:inline distT="0" distB="0" distL="0" distR="0" wp14:anchorId="6CEB1127" wp14:editId="10FDEE98">
             <wp:extent cx="8640000" cy="3054095"/>
             <wp:effectExtent l="0" t="0" r="0" b="0"/>
             <wp:docPr id="11" name="Picture 11"/>
@@ -4070,7 +4070,7 @@
           <w:noProof/>
         </w:rPr>
         <w:drawing>
-          <wp:inline distT="0" distB="0" distL="0" distR="0" wp14:anchorId="046144C1" wp14:editId="22975A42">
+          <wp:inline distT="0" distB="0" distL="0" distR="0" wp14:anchorId="78B70692" wp14:editId="20840893">
             <wp:extent cx="8640000" cy="2130542"/>
             <wp:effectExtent l="0" t="0" r="0" b="0"/>
             <wp:docPr id="12" name="Picture 12"/>
@@ -4133,7 +4133,7 @@
         </w:rPr>
         <w:lastRenderedPageBreak/>
         <w:drawing>
-          <wp:inline distT="0" distB="0" distL="0" distR="0" wp14:anchorId="236E6E05" wp14:editId="5E7F79B3">
+          <wp:inline distT="0" distB="0" distL="0" distR="0" wp14:anchorId="0449BADC" wp14:editId="1B923A07">
             <wp:extent cx="8640000" cy="3054095"/>
             <wp:effectExtent l="0" t="0" r="0" b="0"/>
             <wp:docPr id="13" name="Picture 13"/>
@@ -4196,7 +4196,7 @@
         </w:rPr>
         <w:lastRenderedPageBreak/>
         <w:drawing>
-          <wp:inline distT="0" distB="0" distL="0" distR="0" wp14:anchorId="5B6CB798" wp14:editId="74CC2DD0">
+          <wp:inline distT="0" distB="0" distL="0" distR="0" wp14:anchorId="53C8E98C" wp14:editId="5DB472E1">
             <wp:extent cx="8640000" cy="3054095"/>
             <wp:effectExtent l="0" t="0" r="0" b="0"/>
             <wp:docPr id="14" name="Picture 14"/>
@@ -4259,7 +4259,7 @@
         </w:rPr>
         <w:lastRenderedPageBreak/>
         <w:drawing>
-          <wp:inline distT="0" distB="0" distL="0" distR="0" wp14:anchorId="58067E78" wp14:editId="0C2EAFD1">
+          <wp:inline distT="0" distB="0" distL="0" distR="0" wp14:anchorId="6EA80577" wp14:editId="3EE69D5E">
             <wp:extent cx="8640000" cy="3098680"/>
             <wp:effectExtent l="0" t="0" r="0" b="0"/>
             <wp:docPr id="15" name="Picture 15"/>
@@ -4660,7 +4660,7 @@
           <wp:extent cx="924397" cy="233916"/>
           <wp:effectExtent l="0" t="0" r="635" b="0"/>
           <wp:wrapSquare wrapText="bothSides"/>
-          <wp:docPr id="1232496651" name="Imagen 2"/>
+          <wp:docPr id="1641248728" name="Imagen 2"/>
           <wp:cNvGraphicFramePr>
             <a:graphicFrameLocks xmlns:a="http://schemas.openxmlformats.org/drawingml/2006/main" noChangeAspect="1"/>
           </wp:cNvGraphicFramePr>
